--- a/constructs/dea/docs/DEA-DIB-Compliance-Positioning.docx
+++ b/constructs/dea/docs/DEA-DIB-Compliance-Positioning.docx
@@ -46,7 +46,7 @@
           <w:sz w:val="21"/>
           <w:szCs w:val="21"/>
         </w:rPr>
-        <w:t xml:space="preserve">Author: </w:t>
+        <w:t xml:space="preserve">Authors: </w:t>
       </w:r>
       <w:r>
         <w:rPr>
@@ -55,6 +55,14 @@
           <w:szCs w:val="21"/>
         </w:rPr>
         <w:t xml:space="preserve">James D. Longmire</w:t>
+        <w:br/>
+      </w:r>
+      <w:r>
+        <w:t>Micah Longmire Sr. AI Architect</w:t>
+        <w:br/>
+      </w:r>
+      <w:r>
+        <w:t>ORCID: 0009-0006-7608-9322</w:t>
       </w:r>
     </w:p>
     <w:p>
